--- a/📘 Manual de Usuario (Versión Completa).docx
+++ b/📘 Manual de Usuario (Versión Completa).docx
@@ -175,6 +175,16 @@
     </w:p>
     <w:p>
       <w:pPr>
+        <w:jc w:val="center"/>
+      </w:pPr>
+    </w:p>
+    <w:p>
+      <w:pPr>
+        <w:jc w:val="center"/>
+      </w:pPr>
+    </w:p>
+    <w:p>
+      <w:pPr>
         <w:pStyle w:val="Ttulo1"/>
         <w:rPr>
           <w:lang w:val="es-CL"/>
@@ -184,6 +194,7 @@
         <w:rPr>
           <w:color w:val="00829B"/>
         </w:rPr>
+        <w:lastRenderedPageBreak/>
         <w:t>🛑</w:t>
       </w:r>
       <w:r>
@@ -218,7 +229,6 @@
         <w:rPr>
           <w:lang w:val="es-CL"/>
         </w:rPr>
-        <w:lastRenderedPageBreak/>
         <w:t>1er Paso: Módulo Configuración (Parametrizar empresas y reglas).</w:t>
       </w:r>
     </w:p>
@@ -446,6 +456,7 @@
         <w:rPr>
           <w:color w:val="00829B"/>
         </w:rPr>
+        <w:lastRenderedPageBreak/>
         <w:t>💱</w:t>
       </w:r>
       <w:r>
@@ -474,7 +485,6 @@
         <w:rPr>
           <w:noProof/>
         </w:rPr>
-        <w:lastRenderedPageBreak/>
         <w:drawing>
           <wp:inline distT="0" distB="0" distL="0" distR="0" wp14:anchorId="4CA92983" wp14:editId="10AA75B6">
             <wp:extent cx="5486400" cy="3088471"/>
@@ -935,6 +945,7 @@
       <w:pPr>
         <w:pStyle w:val="Listaconvietas"/>
         <w:rPr>
+          <w:highlight w:val="yellow"/>
           <w:lang w:val="es-CL"/>
         </w:rPr>
       </w:pPr>
@@ -942,7 +953,26 @@
         <w:rPr>
           <w:lang w:val="es-CL"/>
         </w:rPr>
-        <w:t>Haz clic en Guardar y la Inteligencia del sistema proyectará los meses futuros (incluso si son 10 años).</w:t>
+        <w:t xml:space="preserve">Haz clic en Guardar y </w:t>
+      </w:r>
+      <w:r>
+        <w:rPr>
+          <w:lang w:val="es-CL"/>
+        </w:rPr>
+        <w:t>el programa</w:t>
+      </w:r>
+      <w:r>
+        <w:rPr>
+          <w:lang w:val="es-CL"/>
+        </w:rPr>
+        <w:t xml:space="preserve"> proyectará los meses futuros </w:t>
+      </w:r>
+      <w:r>
+        <w:rPr>
+          <w:highlight w:val="yellow"/>
+          <w:lang w:val="es-CL"/>
+        </w:rPr>
+        <w:t>(incluso si son 10 años).</w:t>
       </w:r>
     </w:p>
     <w:p>
@@ -1120,7 +1150,19 @@
         <w:rPr>
           <w:lang w:val="es-CL"/>
         </w:rPr>
-        <w:t>Mira el 'Detalle' para revisar qué activos específicos constituyen tus millonarios montos de Amortización, Vida útil restante y Valor actual de la cuota (VP).</w:t>
+        <w:t xml:space="preserve">Mira el 'Detalle' para revisar qué activos específicos constituyen </w:t>
+      </w:r>
+      <w:r>
+        <w:rPr>
+          <w:lang w:val="es-CL"/>
+        </w:rPr>
+        <w:t>l</w:t>
+      </w:r>
+      <w:r>
+        <w:rPr>
+          <w:lang w:val="es-CL"/>
+        </w:rPr>
+        <w:t>os montos de Amortización, Vida útil restante y Valor actual de la cuota (VP).</w:t>
       </w:r>
     </w:p>
     <w:p>
